--- a/docs/SatoshiShield_Quarterly_Checklist_v1_4.docx
+++ b/docs/SatoshiShield_Quarterly_Checklist_v1_4.docx
@@ -63,7 +63,7 @@
           <w:sz w:val="21"/>
           <w:szCs w:val="21"/>
         </w:rPr>
-        <w:t xml:space="preserve">Run every 90 days  |  Estimated time: 2–4 hours</w:t>
+        <w:t xml:space="preserve">Run every 90 days  |  Estimated time: 2–4 hours  |  v1.4  |  May 2026</w:t>
       </w:r>
     </w:p>
     <w:tbl>
@@ -11126,6 +11126,95 @@
                 <w:szCs w:val="20"/>
               </w:rPr>
               <w:t xml:space="preserve">Initial quarterly research checklist. Five phases: landscape review, wallet audit, domain verification, existing entry audit, and submission. Includes session metadata, domain verification records, entry audit table, and quarter summary.</w:t>
+            </w:r>
+          </w:p>
+        </w:tc>
+      </w:tr>
+      <w:tr>
+        <w:tc>
+          <w:tcPr>
+            <w:tcW w:type="dxa" w:w="1000"/>
+            <w:tcBorders>
+              <w:top w:val="single" w:color="DDDDDD" w:sz="1"/>
+              <w:left w:val="single" w:color="DDDDDD" w:sz="1"/>
+              <w:bottom w:val="single" w:color="DDDDDD" w:sz="1"/>
+              <w:right w:val="single" w:color="DDDDDD" w:sz="1"/>
+            </w:tcBorders>
+            <w:shd w:fill="FFFFFF" w:val="clear"/>
+            <w:tcMar>
+              <w:top w:type="dxa" w:w="100"/>
+              <w:left w:type="dxa" w:w="160"/>
+              <w:bottom w:type="dxa" w:w="100"/>
+              <w:right w:type="dxa" w:w="160"/>
+            </w:tcMar>
+          </w:tcPr>
+          <w:p>
+            <w:r>
+              <w:rPr>
+                <w:rFonts w:ascii="Arial" w:cs="Arial" w:eastAsia="Arial" w:hAnsi="Arial"/>
+                <w:color w:val="1A1A2E"/>
+                <w:sz w:val="20"/>
+                <w:szCs w:val="20"/>
+              </w:rPr>
+              <w:t xml:space="preserve">1.4</w:t>
+            </w:r>
+          </w:p>
+        </w:tc>
+        <w:tc>
+          <w:tcPr>
+            <w:tcW w:type="dxa" w:w="1200"/>
+            <w:tcBorders>
+              <w:top w:val="single" w:color="DDDDDD" w:sz="1"/>
+              <w:left w:val="single" w:color="DDDDDD" w:sz="1"/>
+              <w:bottom w:val="single" w:color="DDDDDD" w:sz="1"/>
+              <w:right w:val="single" w:color="DDDDDD" w:sz="1"/>
+            </w:tcBorders>
+            <w:shd w:fill="FFFFFF" w:val="clear"/>
+            <w:tcMar>
+              <w:top w:type="dxa" w:w="100"/>
+              <w:left w:type="dxa" w:w="160"/>
+              <w:bottom w:type="dxa" w:w="100"/>
+              <w:right w:type="dxa" w:w="160"/>
+            </w:tcMar>
+          </w:tcPr>
+          <w:p>
+            <w:r>
+              <w:rPr>
+                <w:rFonts w:ascii="Arial" w:cs="Arial" w:eastAsia="Arial" w:hAnsi="Arial"/>
+                <w:color w:val="1A1A2E"/>
+                <w:sz w:val="20"/>
+                <w:szCs w:val="20"/>
+              </w:rPr>
+              <w:t xml:space="preserve">May 2026</w:t>
+            </w:r>
+          </w:p>
+        </w:tc>
+        <w:tc>
+          <w:tcPr>
+            <w:tcW w:type="dxa" w:w="7160"/>
+            <w:tcBorders>
+              <w:top w:val="single" w:color="DDDDDD" w:sz="1"/>
+              <w:left w:val="single" w:color="DDDDDD" w:sz="1"/>
+              <w:bottom w:val="single" w:color="DDDDDD" w:sz="1"/>
+              <w:right w:val="single" w:color="DDDDDD" w:sz="1"/>
+            </w:tcBorders>
+            <w:shd w:fill="FFFFFF" w:val="clear"/>
+            <w:tcMar>
+              <w:top w:type="dxa" w:w="100"/>
+              <w:left w:type="dxa" w:w="160"/>
+              <w:bottom w:type="dxa" w:w="100"/>
+              <w:right w:type="dxa" w:w="160"/>
+            </w:tcMar>
+          </w:tcPr>
+          <w:p>
+            <w:r>
+              <w:rPr>
+                <w:rFonts w:ascii="Arial" w:cs="Arial" w:eastAsia="Arial" w:hAnsi="Arial"/>
+                <w:color w:val="1A1A2E"/>
+                <w:sz w:val="20"/>
+                <w:szCs w:val="20"/>
+              </w:rPr>
+              <w:t xml:space="preserve">Updated to v1.4 metadata. GitHub handle migrated from sawdustpilgrim to cypherpilgrim. Cover page version stamp added. Header and footer version stamps updated.</w:t>
             </w:r>
           </w:p>
         </w:tc>

--- a/docs/SatoshiShield_Quarterly_Checklist_v1_4.docx
+++ b/docs/SatoshiShield_Quarterly_Checklist_v1_4.docx
@@ -4434,7 +4434,7 @@
           <w:sz w:val="22"/>
           <w:szCs w:val="22"/>
         </w:rPr>
-        <w:t xml:space="preserve">Step 4 — URLScan.io Analysis</w:t>
+        <w:t xml:space="preserve">Step 4 — Behavioral Evidence (URLScan.io or vendor documentation)</w:t>
       </w:r>
     </w:p>
     <w:p>
@@ -4482,7 +4482,7 @@
           <w:sz w:val="21"/>
           <w:szCs w:val="21"/>
         </w:rPr>
-        <w:t xml:space="preserve">URLScan.io scan completed</w:t>
+        <w:t xml:space="preserve">Behavioral evidence gathered — URLScan.io scan (suspected / dual-use) or vendor documentation (self-documented / Tier 1)</w:t>
       </w:r>
     </w:p>
     <w:tbl>
@@ -4529,7 +4529,7 @@
                 <w:sz w:val="19"/>
                 <w:szCs w:val="19"/>
               </w:rPr>
-              <w:t xml:space="preserve">URLScan.io scan URL:</w:t>
+              <w:t xml:space="preserve">URLScan.io scan URL (or vendor documentation URL):</w:t>
             </w:r>
           </w:p>
         </w:tc>
